--- a/docs/毕业设计/Word版/03-详细设计说明书.docx
+++ b/docs/毕业设计/Word版/03-详细设计说明书.docx
@@ -2143,7 +2143,7 @@
           <w:b/>
           <w:sz w:val="30"/>
         </w:rPr>
-        <w:t>5 术语归一模块（lib/terms.js，170 行）</w:t>
+        <w:t>5 术语归一模块（public/js/terms.js，228 行）</w:t>
       </w:r>
     </w:p>
     <w:p>
@@ -2175,6 +2175,36 @@
     </w:p>
     <w:p>
       <w:pPr>
+        <w:spacing w:line="360" w:lineRule="auto" w:after="80"/>
+        <w:ind w:firstLine="420"/>
+      </w:pPr>
+      <w:r>
+        <w:rPr>
+          <w:rFonts w:ascii="宋体" w:hAnsi="宋体" w:eastAsia="宋体"/>
+          <w:b w:val="0"/>
+          <w:sz w:val="24"/>
+        </w:rPr>
+        <w:t>更难的是</w:t>
+      </w:r>
+      <w:r>
+        <w:rPr>
+          <w:rFonts w:ascii="宋体" w:hAnsi="宋体" w:eastAsia="宋体"/>
+          <w:b/>
+          <w:sz w:val="24"/>
+        </w:rPr>
+        <w:t>口语混读</w:t>
+      </w:r>
+      <w:r>
+        <w:rPr>
+          <w:rFonts w:ascii="宋体" w:hAnsi="宋体" w:eastAsia="宋体"/>
+          <w:b w:val="0"/>
+          <w:sz w:val="24"/>
+        </w:rPr>
+        <w:t>：说话时会把中文谐音和英文词拼在一起念，例如 HashMap 被听成"哈 map"、"哈希 map"、"哈迈普"，这种组合写法无穷无尽，靠枚举词条永远盖不全（实测缺陷：候选人说"哈 map"，系统既没纠成 HashMap，面试官还臆断成了 MQ）。</w:t>
+      </w:r>
+    </w:p>
+    <w:p>
+      <w:pPr>
         <w:spacing w:before="200"/>
       </w:pPr>
       <w:r>
@@ -2183,7 +2213,7 @@
           <w:b/>
           <w:sz w:val="26"/>
         </w:rPr>
-        <w:t>5.2 策略</w:t>
+        <w:t>5.2 策略（两层归一）</w:t>
       </w:r>
     </w:p>
     <w:p>
@@ -2205,7 +2235,7 @@
           <w:b/>
           <w:sz w:val="24"/>
         </w:rPr>
-        <w:t>中文音近词映射</w:t>
+        <w:t>口语混读模式层（PATTERNS，40 条正则）</w:t>
       </w:r>
       <w:r>
         <w:rPr>
@@ -2213,7 +2243,75 @@
           <w:b w:val="0"/>
           <w:sz w:val="24"/>
         </w:rPr>
-        <w:t>：130+ 条字典，替换后用于评估与展示；</w:t>
+        <w:t>：按发音近似的</w:t>
+      </w:r>
+      <w:r>
+        <w:rPr>
+          <w:rFonts w:ascii="宋体" w:hAnsi="宋体" w:eastAsia="宋体"/>
+          <w:b/>
+          <w:sz w:val="24"/>
+        </w:rPr>
+        <w:t>一族写法</w:t>
+      </w:r>
+      <w:r>
+        <w:rPr>
+          <w:rFonts w:ascii="宋体" w:hAnsi="宋体" w:eastAsia="宋体"/>
+          <w:b w:val="0"/>
+          <w:sz w:val="24"/>
+        </w:rPr>
+        <w:t>匹配，形如</w:t>
+      </w:r>
+    </w:p>
+    <w:p>
+      <w:pPr>
+        <w:spacing w:line="360" w:lineRule="auto" w:after="80"/>
+        <w:ind w:firstLine="420"/>
+      </w:pPr>
+      <w:r>
+        <w:rPr>
+          <w:rFonts w:ascii="Consolas" w:hAnsi="Consolas" w:eastAsia="宋体"/>
+          <w:b w:val="0"/>
+          <w:sz w:val="22"/>
+        </w:rPr>
+        <w:t>(哈|哈什|哈西|哈希)[\s·]*[希西许斯]?[\s·]*map</w:t>
+      </w:r>
+      <w:r>
+        <w:rPr>
+          <w:rFonts w:ascii="宋体" w:hAnsi="宋体" w:eastAsia="宋体"/>
+          <w:b w:val="0"/>
+          <w:sz w:val="24"/>
+        </w:rPr>
+        <w:t xml:space="preserve"> → </w:t>
+      </w:r>
+      <w:r>
+        <w:rPr>
+          <w:rFonts w:ascii="Consolas" w:hAnsi="Consolas" w:eastAsia="宋体"/>
+          <w:b w:val="0"/>
+          <w:sz w:val="22"/>
+        </w:rPr>
+        <w:t>HashMap</w:t>
+      </w:r>
+      <w:r>
+        <w:rPr>
+          <w:rFonts w:ascii="宋体" w:hAnsi="宋体" w:eastAsia="宋体"/>
+          <w:b w:val="0"/>
+          <w:sz w:val="24"/>
+        </w:rPr>
+        <w:t>，</w:t>
+      </w:r>
+    </w:p>
+    <w:p>
+      <w:pPr>
+        <w:spacing w:line="360" w:lineRule="auto" w:after="80"/>
+        <w:ind w:firstLine="420"/>
+      </w:pPr>
+      <w:r>
+        <w:rPr>
+          <w:rFonts w:ascii="宋体" w:hAnsi="宋体" w:eastAsia="宋体"/>
+          <w:b w:val="0"/>
+          <w:sz w:val="24"/>
+        </w:rPr>
+        <w:t>天然覆盖"哈 map／哈希 map／哈西map／哈希迈普"等所有组合；长词优先排序（ConcurrentHashMap 排在 HashMap 之前，否则被短规则先吞）；</w:t>
       </w:r>
     </w:p>
     <w:p>
@@ -2235,7 +2333,7 @@
           <w:b/>
           <w:sz w:val="24"/>
         </w:rPr>
-        <w:t>ASCII 词边界大小写归一</w:t>
+        <w:t>词条映射层（TERMS，130+ 条）</w:t>
       </w:r>
       <w:r>
         <w:rPr>
@@ -2243,7 +2341,7 @@
           <w:b w:val="0"/>
           <w:sz w:val="24"/>
         </w:rPr>
-        <w:t>：</w:t>
+        <w:t>：中文音近词 + ASCII 词边界大小写归一（</w:t>
       </w:r>
       <w:r>
         <w:rPr>
@@ -2259,7 +2357,7 @@
           <w:b w:val="0"/>
           <w:sz w:val="24"/>
         </w:rPr>
-        <w:t xml:space="preserve"> → </w:t>
+        <w:t>→</w:t>
       </w:r>
       <w:r>
         <w:rPr>
@@ -2291,7 +2389,7 @@
           <w:b w:val="0"/>
           <w:sz w:val="24"/>
         </w:rPr>
-        <w:t xml:space="preserve"> → </w:t>
+        <w:t>→</w:t>
       </w:r>
       <w:r>
         <w:rPr>
@@ -2307,7 +2405,7 @@
           <w:b w:val="0"/>
           <w:sz w:val="24"/>
         </w:rPr>
-        <w:t>；</w:t>
+        <w:t>）；</w:t>
       </w:r>
     </w:p>
     <w:p>
@@ -2337,7 +2435,23 @@
           <w:b w:val="0"/>
           <w:sz w:val="24"/>
         </w:rPr>
-        <w:t xml:space="preserve">：仅在词边界匹配，避免把 </w:t>
+        <w:t>：</w:t>
+      </w:r>
+      <w:r>
+        <w:rPr>
+          <w:rFonts w:ascii="Consolas" w:hAnsi="Consolas" w:eastAsia="宋体"/>
+          <w:b w:val="0"/>
+          <w:sz w:val="22"/>
+        </w:rPr>
+        <w:t>(?&lt;![A-Za-z])…(?![A-Za-z])</w:t>
+      </w:r>
+      <w:r>
+        <w:rPr>
+          <w:rFonts w:ascii="宋体" w:hAnsi="宋体" w:eastAsia="宋体"/>
+          <w:b w:val="0"/>
+          <w:sz w:val="24"/>
+        </w:rPr>
+        <w:t xml:space="preserve"> 词边界约束，避免把 </w:t>
       </w:r>
       <w:r>
         <w:rPr>
@@ -2369,23 +2483,7 @@
           <w:b w:val="0"/>
           <w:sz w:val="24"/>
         </w:rPr>
-        <w:t xml:space="preserve"> 误改、</w:t>
-      </w:r>
-      <w:r>
-        <w:rPr>
-          <w:rFonts w:ascii="Consolas" w:hAnsi="Consolas" w:eastAsia="宋体"/>
-          <w:b w:val="0"/>
-          <w:sz w:val="22"/>
-        </w:rPr>
-        <w:t>Elasticsearch</w:t>
-      </w:r>
-      <w:r>
-        <w:rPr>
-          <w:rFonts w:ascii="宋体" w:hAnsi="宋体" w:eastAsia="宋体"/>
-          <w:b w:val="0"/>
-          <w:sz w:val="24"/>
-        </w:rPr>
-        <w:t xml:space="preserve"> 被改坏。</w:t>
+        <w:t xml:space="preserve"> 误改、把"Java 工程师"改成"JVM 工程师"（该用例已写入回归）。</w:t>
       </w:r>
     </w:p>
     <w:p>
@@ -2398,7 +2496,7 @@
           <w:b/>
           <w:sz w:val="26"/>
         </w:rPr>
-        <w:t>5.3 接入位置</w:t>
+        <w:t>5.3 接入位置（三重保险）</w:t>
       </w:r>
     </w:p>
     <w:p>
@@ -2412,7 +2510,7 @@
           <w:b w:val="0"/>
           <w:sz w:val="24"/>
         </w:rPr>
-        <w:t xml:space="preserve">语音识别返回文本后统一 </w:t>
+        <w:t>浏览器侧（识别即纠）→ 服务端 ASR 返回前（</w:t>
       </w:r>
       <w:r>
         <w:rPr>
@@ -2420,7 +2518,7 @@
           <w:b w:val="0"/>
           <w:sz w:val="22"/>
         </w:rPr>
-        <w:t>normalize()</w:t>
+        <w:t>lib/asr.js</w:t>
       </w:r>
       <w:r>
         <w:rPr>
@@ -2428,7 +2526,80 @@
           <w:b w:val="0"/>
           <w:sz w:val="24"/>
         </w:rPr>
-        <w:t>，保证进入 Agent 与评估环节的文本是干净的。</w:t>
+        <w:t>）→ 进入 Agent 与评估前（</w:t>
+      </w:r>
+      <w:r>
+        <w:rPr>
+          <w:rFonts w:ascii="Consolas" w:hAnsi="Consolas" w:eastAsia="宋体"/>
+          <w:b w:val="0"/>
+          <w:sz w:val="22"/>
+        </w:rPr>
+        <w:t>lib/interview.js</w:t>
+      </w:r>
+      <w:r>
+        <w:rPr>
+          <w:rFonts w:ascii="宋体" w:hAnsi="宋体" w:eastAsia="宋体"/>
+          <w:b w:val="0"/>
+          <w:sz w:val="24"/>
+        </w:rPr>
+        <w:t xml:space="preserve"> 兜底归一）。</w:t>
+      </w:r>
+    </w:p>
+    <w:p>
+      <w:pPr>
+        <w:spacing w:line="360" w:lineRule="auto" w:after="80"/>
+        <w:ind w:firstLine="420"/>
+      </w:pPr>
+      <w:r>
+        <w:rPr>
+          <w:rFonts w:ascii="宋体" w:hAnsi="宋体" w:eastAsia="宋体"/>
+          <w:b w:val="0"/>
+          <w:sz w:val="24"/>
+        </w:rPr>
+        <w:t>无论客户端走本地引擎还是浏览器识别，最终进入大模型与评估报告的文本都是干净的。</w:t>
+      </w:r>
+    </w:p>
+    <w:p>
+      <w:pPr>
+        <w:spacing w:before="200"/>
+      </w:pPr>
+      <w:r>
+        <w:rPr>
+          <w:rFonts w:ascii="黑体" w:hAnsi="黑体" w:eastAsia="黑体"/>
+          <w:b/>
+          <w:sz w:val="26"/>
+        </w:rPr>
+        <w:t>5.4 Agent 侧防臆断</w:t>
+      </w:r>
+    </w:p>
+    <w:p>
+      <w:pPr>
+        <w:spacing w:line="360" w:lineRule="auto" w:after="80"/>
+        <w:ind w:firstLine="420"/>
+      </w:pPr>
+      <w:r>
+        <w:rPr>
+          <w:rFonts w:ascii="宋体" w:hAnsi="宋体" w:eastAsia="宋体"/>
+          <w:b w:val="0"/>
+          <w:sz w:val="24"/>
+        </w:rPr>
+        <w:t>听不清时允许的错误是把谐音词臆断成</w:t>
+      </w:r>
+      <w:r>
+        <w:rPr>
+          <w:rFonts w:ascii="宋体" w:hAnsi="宋体" w:eastAsia="宋体"/>
+          <w:b/>
+          <w:sz w:val="24"/>
+        </w:rPr>
+        <w:t>另一个</w:t>
+      </w:r>
+      <w:r>
+        <w:rPr>
+          <w:rFonts w:ascii="宋体" w:hAnsi="宋体" w:eastAsia="宋体"/>
+          <w:b w:val="0"/>
+          <w:sz w:val="24"/>
+        </w:rPr>
+        <w:t>技术名词。因此在面试官 Agent 的系统提示中加入硬约束：认不出就按候选人原话复述或泛指，严禁替换为自以为是的技术名词（附"哈 map→MQ"反面案例）。</w:t>
       </w:r>
     </w:p>
     <w:p>

--- a/docs/毕业设计/Word版/03-详细设计说明书.docx
+++ b/docs/毕业设计/Word版/03-详细设计说明书.docx
@@ -2143,7 +2143,7 @@
           <w:b/>
           <w:sz w:val="30"/>
         </w:rPr>
-        <w:t>5 术语归一模块（public/js/terms.js，228 行）</w:t>
+        <w:t>5 ASR 歧义消解：上下文语义推理（不含任何静态词典）</w:t>
       </w:r>
     </w:p>
     <w:p>
@@ -2156,7 +2156,7 @@
           <w:b/>
           <w:sz w:val="26"/>
         </w:rPr>
-        <w:t>5.1 问题背景</w:t>
+        <w:t>5.1 设计原则</w:t>
       </w:r>
     </w:p>
     <w:p>
@@ -2170,7 +2170,7 @@
           <w:b w:val="0"/>
           <w:sz w:val="24"/>
         </w:rPr>
-        <w:t>语音识别常把技术名词听错："瑞迪斯"→Redis、"麦斯扣"→MySQL、"威优"→Vue、"叉叉 L"→XML。直接拿去评估会误判"答非所问"。</w:t>
+        <w:t>语音识别的错字类型无穷无尽：谐音、发音混淆、断句错乱、陌生技术名词跑偏。</w:t>
       </w:r>
     </w:p>
     <w:p>
@@ -2184,7 +2184,7 @@
           <w:b w:val="0"/>
           <w:sz w:val="24"/>
         </w:rPr>
-        <w:t>更难的是</w:t>
+        <w:t>业界常见做法是维护一张"热词映射表"做字符串替换，但</w:t>
       </w:r>
       <w:r>
         <w:rPr>
@@ -2192,7 +2192,7 @@
           <w:b/>
           <w:sz w:val="24"/>
         </w:rPr>
-        <w:t>口语混读</w:t>
+        <w:t>技术栈本身是无限的</w:t>
       </w:r>
       <w:r>
         <w:rPr>
@@ -2200,104 +2200,7 @@
           <w:b w:val="0"/>
           <w:sz w:val="24"/>
         </w:rPr>
-        <w:t>：说话时会把中文谐音和英文词拼在一起念，例如 HashMap 被听成"哈 map"、"哈希 map"、"哈迈普"，这种组合写法无穷无尽，靠枚举词条永远盖不全（实测缺陷：候选人说"哈 map"，系统既没纠成 HashMap，面试官还臆断成了 MQ）。</w:t>
-      </w:r>
-    </w:p>
-    <w:p>
-      <w:pPr>
-        <w:spacing w:before="200"/>
-      </w:pPr>
-      <w:r>
-        <w:rPr>
-          <w:rFonts w:ascii="黑体" w:hAnsi="黑体" w:eastAsia="黑体"/>
-          <w:b/>
-          <w:sz w:val="26"/>
-        </w:rPr>
-        <w:t>5.2 策略（两层归一）</w:t>
-      </w:r>
-    </w:p>
-    <w:p>
-      <w:pPr>
-        <w:spacing w:after="60"/>
-        <w:ind w:left="454"/>
-      </w:pPr>
-      <w:r>
-        <w:rPr>
-          <w:rFonts w:ascii="宋体" w:hAnsi="宋体" w:eastAsia="宋体"/>
-          <w:b w:val="0"/>
-          <w:sz w:val="24"/>
-        </w:rPr>
-        <w:t xml:space="preserve">1. </w:t>
-      </w:r>
-      <w:r>
-        <w:rPr>
-          <w:rFonts w:ascii="宋体" w:hAnsi="宋体" w:eastAsia="宋体"/>
-          <w:b/>
-          <w:sz w:val="24"/>
-        </w:rPr>
-        <w:t>口语混读模式层（PATTERNS，40 条正则）</w:t>
-      </w:r>
-      <w:r>
-        <w:rPr>
-          <w:rFonts w:ascii="宋体" w:hAnsi="宋体" w:eastAsia="宋体"/>
-          <w:b w:val="0"/>
-          <w:sz w:val="24"/>
-        </w:rPr>
-        <w:t>：按发音近似的</w:t>
-      </w:r>
-      <w:r>
-        <w:rPr>
-          <w:rFonts w:ascii="宋体" w:hAnsi="宋体" w:eastAsia="宋体"/>
-          <w:b/>
-          <w:sz w:val="24"/>
-        </w:rPr>
-        <w:t>一族写法</w:t>
-      </w:r>
-      <w:r>
-        <w:rPr>
-          <w:rFonts w:ascii="宋体" w:hAnsi="宋体" w:eastAsia="宋体"/>
-          <w:b w:val="0"/>
-          <w:sz w:val="24"/>
-        </w:rPr>
-        <w:t>匹配，形如</w:t>
-      </w:r>
-    </w:p>
-    <w:p>
-      <w:pPr>
-        <w:spacing w:line="360" w:lineRule="auto" w:after="80"/>
-        <w:ind w:firstLine="420"/>
-      </w:pPr>
-      <w:r>
-        <w:rPr>
-          <w:rFonts w:ascii="Consolas" w:hAnsi="Consolas" w:eastAsia="宋体"/>
-          <w:b w:val="0"/>
-          <w:sz w:val="22"/>
-        </w:rPr>
-        <w:t>(哈|哈什|哈西|哈希)[\s·]*[希西许斯]?[\s·]*map</w:t>
-      </w:r>
-      <w:r>
-        <w:rPr>
-          <w:rFonts w:ascii="宋体" w:hAnsi="宋体" w:eastAsia="宋体"/>
-          <w:b w:val="0"/>
-          <w:sz w:val="24"/>
-        </w:rPr>
-        <w:t xml:space="preserve"> → </w:t>
-      </w:r>
-      <w:r>
-        <w:rPr>
-          <w:rFonts w:ascii="Consolas" w:hAnsi="Consolas" w:eastAsia="宋体"/>
-          <w:b w:val="0"/>
-          <w:sz w:val="22"/>
-        </w:rPr>
-        <w:t>HashMap</w:t>
-      </w:r>
-      <w:r>
-        <w:rPr>
-          <w:rFonts w:ascii="宋体" w:hAnsi="宋体" w:eastAsia="宋体"/>
-          <w:b w:val="0"/>
-          <w:sz w:val="24"/>
-        </w:rPr>
-        <w:t>，</w:t>
+        <w:t>——</w:t>
       </w:r>
     </w:p>
     <w:p>
@@ -2311,192 +2214,7 @@
           <w:b w:val="0"/>
           <w:sz w:val="24"/>
         </w:rPr>
-        <w:t>天然覆盖"哈 map／哈希 map／哈西map／哈希迈普"等所有组合；长词优先排序（ConcurrentHashMap 排在 HashMap 之前，否则被短规则先吞）；</w:t>
-      </w:r>
-    </w:p>
-    <w:p>
-      <w:pPr>
-        <w:spacing w:after="60"/>
-        <w:ind w:left="454"/>
-      </w:pPr>
-      <w:r>
-        <w:rPr>
-          <w:rFonts w:ascii="宋体" w:hAnsi="宋体" w:eastAsia="宋体"/>
-          <w:b w:val="0"/>
-          <w:sz w:val="24"/>
-        </w:rPr>
-        <w:t xml:space="preserve">2. </w:t>
-      </w:r>
-      <w:r>
-        <w:rPr>
-          <w:rFonts w:ascii="宋体" w:hAnsi="宋体" w:eastAsia="宋体"/>
-          <w:b/>
-          <w:sz w:val="24"/>
-        </w:rPr>
-        <w:t>词条映射层（TERMS，130+ 条）</w:t>
-      </w:r>
-      <w:r>
-        <w:rPr>
-          <w:rFonts w:ascii="宋体" w:hAnsi="宋体" w:eastAsia="宋体"/>
-          <w:b w:val="0"/>
-          <w:sz w:val="24"/>
-        </w:rPr>
-        <w:t>：中文音近词 + ASCII 词边界大小写归一（</w:t>
-      </w:r>
-      <w:r>
-        <w:rPr>
-          <w:rFonts w:ascii="Consolas" w:hAnsi="Consolas" w:eastAsia="宋体"/>
-          <w:b w:val="0"/>
-          <w:sz w:val="22"/>
-        </w:rPr>
-        <w:t>jvm</w:t>
-      </w:r>
-      <w:r>
-        <w:rPr>
-          <w:rFonts w:ascii="宋体" w:hAnsi="宋体" w:eastAsia="宋体"/>
-          <w:b w:val="0"/>
-          <w:sz w:val="24"/>
-        </w:rPr>
-        <w:t>→</w:t>
-      </w:r>
-      <w:r>
-        <w:rPr>
-          <w:rFonts w:ascii="Consolas" w:hAnsi="Consolas" w:eastAsia="宋体"/>
-          <w:b w:val="0"/>
-          <w:sz w:val="22"/>
-        </w:rPr>
-        <w:t>JVM</w:t>
-      </w:r>
-      <w:r>
-        <w:rPr>
-          <w:rFonts w:ascii="宋体" w:hAnsi="宋体" w:eastAsia="宋体"/>
-          <w:b w:val="0"/>
-          <w:sz w:val="24"/>
-        </w:rPr>
-        <w:t>、</w:t>
-      </w:r>
-      <w:r>
-        <w:rPr>
-          <w:rFonts w:ascii="Consolas" w:hAnsi="Consolas" w:eastAsia="宋体"/>
-          <w:b w:val="0"/>
-          <w:sz w:val="22"/>
-        </w:rPr>
-        <w:t>redis</w:t>
-      </w:r>
-      <w:r>
-        <w:rPr>
-          <w:rFonts w:ascii="宋体" w:hAnsi="宋体" w:eastAsia="宋体"/>
-          <w:b w:val="0"/>
-          <w:sz w:val="24"/>
-        </w:rPr>
-        <w:t>→</w:t>
-      </w:r>
-      <w:r>
-        <w:rPr>
-          <w:rFonts w:ascii="Consolas" w:hAnsi="Consolas" w:eastAsia="宋体"/>
-          <w:b w:val="0"/>
-          <w:sz w:val="22"/>
-        </w:rPr>
-        <w:t>Redis</w:t>
-      </w:r>
-      <w:r>
-        <w:rPr>
-          <w:rFonts w:ascii="宋体" w:hAnsi="宋体" w:eastAsia="宋体"/>
-          <w:b w:val="0"/>
-          <w:sz w:val="24"/>
-        </w:rPr>
-        <w:t>）；</w:t>
-      </w:r>
-    </w:p>
-    <w:p>
-      <w:pPr>
-        <w:spacing w:after="60"/>
-        <w:ind w:left="454"/>
-      </w:pPr>
-      <w:r>
-        <w:rPr>
-          <w:rFonts w:ascii="宋体" w:hAnsi="宋体" w:eastAsia="宋体"/>
-          <w:b w:val="0"/>
-          <w:sz w:val="24"/>
-        </w:rPr>
-        <w:t xml:space="preserve">3. </w:t>
-      </w:r>
-      <w:r>
-        <w:rPr>
-          <w:rFonts w:ascii="宋体" w:hAnsi="宋体" w:eastAsia="宋体"/>
-          <w:b/>
-          <w:sz w:val="24"/>
-        </w:rPr>
-        <w:t>防误伤</w:t>
-      </w:r>
-      <w:r>
-        <w:rPr>
-          <w:rFonts w:ascii="宋体" w:hAnsi="宋体" w:eastAsia="宋体"/>
-          <w:b w:val="0"/>
-          <w:sz w:val="24"/>
-        </w:rPr>
-        <w:t>：</w:t>
-      </w:r>
-      <w:r>
-        <w:rPr>
-          <w:rFonts w:ascii="Consolas" w:hAnsi="Consolas" w:eastAsia="宋体"/>
-          <w:b w:val="0"/>
-          <w:sz w:val="22"/>
-        </w:rPr>
-        <w:t>(?&lt;![A-Za-z])…(?![A-Za-z])</w:t>
-      </w:r>
-      <w:r>
-        <w:rPr>
-          <w:rFonts w:ascii="宋体" w:hAnsi="宋体" w:eastAsia="宋体"/>
-          <w:b w:val="0"/>
-          <w:sz w:val="24"/>
-        </w:rPr>
-        <w:t xml:space="preserve"> 词边界约束，避免把 </w:t>
-      </w:r>
-      <w:r>
-        <w:rPr>
-          <w:rFonts w:ascii="Consolas" w:hAnsi="Consolas" w:eastAsia="宋体"/>
-          <w:b w:val="0"/>
-          <w:sz w:val="22"/>
-        </w:rPr>
-        <w:t>test</w:t>
-      </w:r>
-      <w:r>
-        <w:rPr>
-          <w:rFonts w:ascii="宋体" w:hAnsi="宋体" w:eastAsia="宋体"/>
-          <w:b w:val="0"/>
-          <w:sz w:val="24"/>
-        </w:rPr>
-        <w:t xml:space="preserve"> 中的 </w:t>
-      </w:r>
-      <w:r>
-        <w:rPr>
-          <w:rFonts w:ascii="Consolas" w:hAnsi="Consolas" w:eastAsia="宋体"/>
-          <w:b w:val="0"/>
-          <w:sz w:val="22"/>
-        </w:rPr>
-        <w:t>es</w:t>
-      </w:r>
-      <w:r>
-        <w:rPr>
-          <w:rFonts w:ascii="宋体" w:hAnsi="宋体" w:eastAsia="宋体"/>
-          <w:b w:val="0"/>
-          <w:sz w:val="24"/>
-        </w:rPr>
-        <w:t xml:space="preserve"> 误改、把"Java 工程师"改成"JVM 工程师"（该用例已写入回归）。</w:t>
-      </w:r>
-    </w:p>
-    <w:p>
-      <w:pPr>
-        <w:spacing w:before="200"/>
-      </w:pPr>
-      <w:r>
-        <w:rPr>
-          <w:rFonts w:ascii="黑体" w:hAnsi="黑体" w:eastAsia="黑体"/>
-          <w:b/>
-          <w:sz w:val="26"/>
-        </w:rPr>
-        <w:t>5.3 接入位置（三重保险）</w:t>
+        <w:t>冷门框架、自研组件、新版本 API、小众库永远补不完，且补表还会误伤正常中文。</w:t>
       </w:r>
     </w:p>
     <w:p>
@@ -2510,15 +2228,15 @@
           <w:b w:val="0"/>
           <w:sz w:val="24"/>
         </w:rPr>
-        <w:t>浏览器侧（识别即纠）→ 服务端 ASR 返回前（</w:t>
+        <w:t>因此本系统</w:t>
       </w:r>
       <w:r>
         <w:rPr>
-          <w:rFonts w:ascii="Consolas" w:hAnsi="Consolas" w:eastAsia="宋体"/>
-          <w:b w:val="0"/>
-          <w:sz w:val="22"/>
+          <w:rFonts w:ascii="宋体" w:hAnsi="宋体" w:eastAsia="宋体"/>
+          <w:b/>
+          <w:sz w:val="24"/>
         </w:rPr>
-        <w:t>lib/asr.js</w:t>
+        <w:t>明确禁止任何静态术语词典 / 映射对照表</w:t>
       </w:r>
       <w:r>
         <w:rPr>
@@ -2526,15 +2244,15 @@
           <w:b w:val="0"/>
           <w:sz w:val="24"/>
         </w:rPr>
-        <w:t>）→ 进入 Agent 与评估前（</w:t>
+        <w:t>，改为由面试官 Agent 在</w:t>
       </w:r>
       <w:r>
         <w:rPr>
-          <w:rFonts w:ascii="Consolas" w:hAnsi="Consolas" w:eastAsia="宋体"/>
-          <w:b w:val="0"/>
-          <w:sz w:val="22"/>
+          <w:rFonts w:ascii="宋体" w:hAnsi="宋体" w:eastAsia="宋体"/>
+          <w:b/>
+          <w:sz w:val="24"/>
         </w:rPr>
-        <w:t>lib/interview.js</w:t>
+        <w:t>上下文中做语义推理</w:t>
       </w:r>
       <w:r>
         <w:rPr>
@@ -2542,7 +2260,7 @@
           <w:b w:val="0"/>
           <w:sz w:val="24"/>
         </w:rPr>
-        <w:t xml:space="preserve"> 兜底归一）。</w:t>
+        <w:t>：</w:t>
       </w:r>
     </w:p>
     <w:p>
@@ -2556,20 +2274,7 @@
           <w:b w:val="0"/>
           <w:sz w:val="24"/>
         </w:rPr>
-        <w:t>无论客户端走本地引擎还是浏览器识别，最终进入大模型与评估报告的文本都是干净的。</w:t>
-      </w:r>
-    </w:p>
-    <w:p>
-      <w:pPr>
-        <w:spacing w:before="200"/>
-      </w:pPr>
-      <w:r>
-        <w:rPr>
-          <w:rFonts w:ascii="黑体" w:hAnsi="黑体" w:eastAsia="黑体"/>
-          <w:b/>
-          <w:sz w:val="26"/>
-        </w:rPr>
-        <w:t>5.4 Agent 侧防臆断</w:t>
+        <w:t>输入是未经修改的 ASR 原始文本，模型结合「本场完整对话 + 当前讨论的技术领域 + 前后端通用常识」推断用户本意，</w:t>
       </w:r>
     </w:p>
     <w:p>
@@ -2583,7 +2288,7 @@
           <w:b w:val="0"/>
           <w:sz w:val="24"/>
         </w:rPr>
-        <w:t>听不清时允许的错误是把谐音词臆断成</w:t>
+        <w:t xml:space="preserve">推理优先级为 </w:t>
       </w:r>
       <w:r>
         <w:rPr>
@@ -2591,7 +2296,7 @@
           <w:b/>
           <w:sz w:val="24"/>
         </w:rPr>
-        <w:t>另一个</w:t>
+        <w:t>上下文主线 &gt; 字面读音</w:t>
       </w:r>
       <w:r>
         <w:rPr>
@@ -2599,7 +2304,313 @@
           <w:b w:val="0"/>
           <w:sz w:val="24"/>
         </w:rPr>
-        <w:t>技术名词。因此在面试官 Agent 的系统提示中加入硬约束：认不出就按候选人原话复述或泛指，严禁替换为自以为是的技术名词（附"哈 map→MQ"反面案例）。</w:t>
+        <w:t>。</w:t>
+      </w:r>
+    </w:p>
+    <w:p>
+      <w:pPr>
+        <w:spacing w:before="200"/>
+      </w:pPr>
+      <w:r>
+        <w:rPr>
+          <w:rFonts w:ascii="黑体" w:hAnsi="黑体" w:eastAsia="黑体"/>
+          <w:b/>
+          <w:sz w:val="26"/>
+        </w:rPr>
+        <w:t>5.2 歧义兜底：拿不准就温和确认</w:t>
+      </w:r>
+    </w:p>
+    <w:p>
+      <w:pPr>
+        <w:spacing w:line="360" w:lineRule="auto" w:after="80"/>
+        <w:ind w:firstLine="420"/>
+      </w:pPr>
+      <w:r>
+        <w:rPr>
+          <w:rFonts w:ascii="宋体" w:hAnsi="宋体" w:eastAsia="宋体"/>
+          <w:b w:val="0"/>
+          <w:sz w:val="24"/>
+        </w:rPr>
+        <w:t>当上下文不足以锁定、存在多个合理技术名词时，禁止强行脑补改写。</w:t>
+      </w:r>
+    </w:p>
+    <w:p>
+      <w:pPr>
+        <w:spacing w:line="360" w:lineRule="auto" w:after="80"/>
+        <w:ind w:firstLine="420"/>
+      </w:pPr>
+      <w:r>
+        <w:rPr>
+          <w:rFonts w:ascii="宋体" w:hAnsi="宋体" w:eastAsia="宋体"/>
+          <w:b w:val="0"/>
+          <w:sz w:val="24"/>
+        </w:rPr>
+        <w:t xml:space="preserve">Agent 需输出 </w:t>
+      </w:r>
+      <w:r>
+        <w:rPr>
+          <w:rFonts w:ascii="Consolas" w:hAnsi="Consolas" w:eastAsia="宋体"/>
+          <w:b w:val="0"/>
+          <w:sz w:val="22"/>
+        </w:rPr>
+        <w:t>clarify: true</w:t>
+      </w:r>
+      <w:r>
+        <w:rPr>
+          <w:rFonts w:ascii="宋体" w:hAnsi="宋体" w:eastAsia="宋体"/>
+          <w:b w:val="0"/>
+          <w:sz w:val="24"/>
+        </w:rPr>
+        <w:t xml:space="preserve"> 并抛出一句温和的确认（"刚刚你说的是 XXX 吗？"），</w:t>
+      </w:r>
+    </w:p>
+    <w:p>
+      <w:pPr>
+        <w:spacing w:line="360" w:lineRule="auto" w:after="80"/>
+        <w:ind w:firstLine="420"/>
+      </w:pPr>
+      <w:r>
+        <w:rPr>
+          <w:rFonts w:ascii="宋体" w:hAnsi="宋体" w:eastAsia="宋体"/>
+          <w:b w:val="0"/>
+          <w:sz w:val="24"/>
+        </w:rPr>
+        <w:t>此时</w:t>
+      </w:r>
+      <w:r>
+        <w:rPr>
+          <w:rFonts w:ascii="宋体" w:hAnsi="宋体" w:eastAsia="宋体"/>
+          <w:b/>
+          <w:sz w:val="24"/>
+        </w:rPr>
+        <w:t>工作流暂停推进</w:t>
+      </w:r>
+      <w:r>
+        <w:rPr>
+          <w:rFonts w:ascii="宋体" w:hAnsi="宋体" w:eastAsia="宋体"/>
+          <w:b w:val="0"/>
+          <w:sz w:val="24"/>
+        </w:rPr>
+        <w:t>（</w:t>
+      </w:r>
+      <w:r>
+        <w:rPr>
+          <w:rFonts w:ascii="Consolas" w:hAnsi="Consolas" w:eastAsia="宋体"/>
+          <w:b w:val="0"/>
+          <w:sz w:val="22"/>
+        </w:rPr>
+        <w:t>sameTurn</w:t>
+      </w:r>
+      <w:r>
+        <w:rPr>
+          <w:rFonts w:ascii="宋体" w:hAnsi="宋体" w:eastAsia="宋体"/>
+          <w:b w:val="0"/>
+          <w:sz w:val="24"/>
+        </w:rPr>
+        <w:t>），等候选人确认后再继续 —— 既不打断面试节奏，也不会把识别误差带进评估。</w:t>
+      </w:r>
+    </w:p>
+    <w:p>
+      <w:pPr>
+        <w:spacing w:before="200"/>
+      </w:pPr>
+      <w:r>
+        <w:rPr>
+          <w:rFonts w:ascii="黑体" w:hAnsi="黑体" w:eastAsia="黑体"/>
+          <w:b/>
+          <w:sz w:val="26"/>
+        </w:rPr>
+        <w:t>5.3 允许"不知道"的技术</w:t>
+      </w:r>
+    </w:p>
+    <w:p>
+      <w:pPr>
+        <w:spacing w:line="360" w:lineRule="auto" w:after="80"/>
+        <w:ind w:firstLine="420"/>
+      </w:pPr>
+      <w:r>
+        <w:rPr>
+          <w:rFonts w:ascii="宋体" w:hAnsi="宋体" w:eastAsia="宋体"/>
+          <w:b w:val="0"/>
+          <w:sz w:val="24"/>
+        </w:rPr>
+        <w:t>候选人提到陌生框架、小众库、自研方案时，不默认是识别错误，</w:t>
+      </w:r>
+    </w:p>
+    <w:p>
+      <w:pPr>
+        <w:spacing w:line="360" w:lineRule="auto" w:after="80"/>
+        <w:ind w:firstLine="420"/>
+      </w:pPr>
+      <w:r>
+        <w:rPr>
+          <w:rFonts w:ascii="宋体" w:hAnsi="宋体" w:eastAsia="宋体"/>
+          <w:b w:val="0"/>
+          <w:sz w:val="24"/>
+        </w:rPr>
+        <w:t>而是当成面试官不了解的新技术正常追问细节，并允许面试分支</w:t>
+      </w:r>
+      <w:r>
+        <w:rPr>
+          <w:rFonts w:ascii="宋体" w:hAnsi="宋体" w:eastAsia="宋体"/>
+          <w:b/>
+          <w:sz w:val="24"/>
+        </w:rPr>
+        <w:t>跟随</w:t>
+      </w:r>
+      <w:r>
+        <w:rPr>
+          <w:rFonts w:ascii="宋体" w:hAnsi="宋体" w:eastAsia="宋体"/>
+          <w:b w:val="0"/>
+          <w:sz w:val="24"/>
+        </w:rPr>
+        <w:t>到这个新方向出题。</w:t>
+      </w:r>
+    </w:p>
+    <w:p>
+      <w:pPr>
+        <w:spacing w:before="200"/>
+      </w:pPr>
+      <w:r>
+        <w:rPr>
+          <w:rFonts w:ascii="黑体" w:hAnsi="黑体" w:eastAsia="黑体"/>
+          <w:b/>
+          <w:sz w:val="26"/>
+        </w:rPr>
+        <w:t>5.4 校正对内无感</w:t>
+      </w:r>
+    </w:p>
+    <w:p>
+      <w:pPr>
+        <w:spacing w:line="360" w:lineRule="auto" w:after="80"/>
+        <w:ind w:firstLine="420"/>
+      </w:pPr>
+      <w:r>
+        <w:rPr>
+          <w:rFonts w:ascii="宋体" w:hAnsi="宋体" w:eastAsia="宋体"/>
+          <w:b w:val="0"/>
+          <w:sz w:val="24"/>
+        </w:rPr>
+        <w:t>还原过程只发生在推理内部，界面与语音中不出现"你识别错了 / 我没听清"之类的表述，也不频繁复述原话。</w:t>
+      </w:r>
+    </w:p>
+    <w:p>
+      <w:pPr>
+        <w:spacing w:before="200"/>
+      </w:pPr>
+      <w:r>
+        <w:rPr>
+          <w:rFonts w:ascii="黑体" w:hAnsi="黑体" w:eastAsia="黑体"/>
+          <w:b/>
+          <w:sz w:val="26"/>
+        </w:rPr>
+        <w:t>5.5 流式输出（边生成边念）</w:t>
+      </w:r>
+    </w:p>
+    <w:p>
+      <w:pPr>
+        <w:spacing w:line="360" w:lineRule="auto" w:after="80"/>
+        <w:ind w:firstLine="420"/>
+      </w:pPr>
+      <w:r>
+        <w:rPr>
+          <w:rFonts w:ascii="宋体" w:hAnsi="宋体" w:eastAsia="宋体"/>
+          <w:b w:val="0"/>
+          <w:sz w:val="24"/>
+        </w:rPr>
+        <w:t xml:space="preserve">面试官的话不再"想完再念"：一次 SSE 请求中，模型的 </w:t>
+      </w:r>
+      <w:r>
+        <w:rPr>
+          <w:rFonts w:ascii="Consolas" w:hAnsi="Consolas" w:eastAsia="宋体"/>
+          <w:b w:val="0"/>
+          <w:sz w:val="22"/>
+        </w:rPr>
+        <w:t>final</w:t>
+      </w:r>
+      <w:r>
+        <w:rPr>
+          <w:rFonts w:ascii="宋体" w:hAnsi="宋体" w:eastAsia="宋体"/>
+          <w:b w:val="0"/>
+          <w:sz w:val="24"/>
+        </w:rPr>
+        <w:t xml:space="preserve"> 字段被安排为</w:t>
+      </w:r>
+      <w:r>
+        <w:rPr>
+          <w:rFonts w:ascii="宋体" w:hAnsi="宋体" w:eastAsia="宋体"/>
+          <w:b/>
+          <w:sz w:val="24"/>
+        </w:rPr>
+        <w:t>第一个生成</w:t>
+      </w:r>
+      <w:r>
+        <w:rPr>
+          <w:rFonts w:ascii="宋体" w:hAnsi="宋体" w:eastAsia="宋体"/>
+          <w:b w:val="0"/>
+          <w:sz w:val="24"/>
+        </w:rPr>
+        <w:t>的字段，</w:t>
+      </w:r>
+    </w:p>
+    <w:p>
+      <w:pPr>
+        <w:spacing w:line="360" w:lineRule="auto" w:after="80"/>
+        <w:ind w:firstLine="420"/>
+      </w:pPr>
+      <w:r>
+        <w:rPr>
+          <w:rFonts w:ascii="宋体" w:hAnsi="宋体" w:eastAsia="宋体"/>
+          <w:b w:val="0"/>
+          <w:sz w:val="24"/>
+        </w:rPr>
+        <w:t xml:space="preserve">服务端增量解析 JSON 字符串（自研 </w:t>
+      </w:r>
+      <w:r>
+        <w:rPr>
+          <w:rFonts w:ascii="Consolas" w:hAnsi="Consolas" w:eastAsia="宋体"/>
+          <w:b w:val="0"/>
+          <w:sz w:val="22"/>
+        </w:rPr>
+        <w:t>readStringField</w:t>
+      </w:r>
+      <w:r>
+        <w:rPr>
+          <w:rFonts w:ascii="宋体" w:hAnsi="宋体" w:eastAsia="宋体"/>
+          <w:b w:val="0"/>
+          <w:sz w:val="24"/>
+        </w:rPr>
+        <w:t>），每拿到一小段就推给前端；</w:t>
+      </w:r>
+    </w:p>
+    <w:p>
+      <w:pPr>
+        <w:spacing w:line="360" w:lineRule="auto" w:after="80"/>
+        <w:ind w:firstLine="420"/>
+      </w:pPr>
+      <w:r>
+        <w:rPr>
+          <w:rFonts w:ascii="宋体" w:hAnsi="宋体" w:eastAsia="宋体"/>
+          <w:b w:val="0"/>
+          <w:sz w:val="24"/>
+        </w:rPr>
+        <w:t>前端攒够一个句读即交给 TTS 朗读。实测</w:t>
+      </w:r>
+      <w:r>
+        <w:rPr>
+          <w:rFonts w:ascii="宋体" w:hAnsi="宋体" w:eastAsia="宋体"/>
+          <w:b/>
+          <w:sz w:val="24"/>
+        </w:rPr>
+        <w:t>首个字到达 ~1.0s</w:t>
+      </w:r>
+      <w:r>
+        <w:rPr>
+          <w:rFonts w:ascii="宋体" w:hAnsi="宋体" w:eastAsia="宋体"/>
+          <w:b w:val="0"/>
+          <w:sz w:val="24"/>
+        </w:rPr>
+        <w:t>，全文完成 ~1.7s。</w:t>
       </w:r>
     </w:p>
     <w:p>
